--- a/resume/Vikas-Sharma-Quantitative-Developer.docx
+++ b/resume/Vikas-Sharma-Quantitative-Developer.docx
@@ -719,7 +719,7 @@
         <w:rPr>
           <w:color w:val="555555"/>
         </w:rPr>
-        <w:t>2021 - 2023</w:t>
+        <w:t>2020 - 2023</w:t>
       </w:r>
     </w:p>
     <w:p>

--- a/resume/Vikas-Sharma-Quantitative-Developer.docx
+++ b/resume/Vikas-Sharma-Quantitative-Developer.docx
@@ -648,7 +648,7 @@
           <w:b/>
           <w:bCs/>
         </w:rPr>
-        <w:t>KiteWeb (formerly APICostFree-Zerodha-Trade)</w:t>
+        <w:t>KiteWeb</w:t>
       </w:r>
       <w:r>
         <w:rPr>
@@ -659,7 +659,7 @@
         <w:t xml:space="preserve"> (28 stars, 9 forks)</w:t>
       </w:r>
       <w:r>
-        <w:t xml:space="preserve"> - Python REST wrapper enabling programmatic Zerodha Kite trading without paid API subscription; adopted across the Indian retail F&amp;O community.</w:t>
+        <w:t xml:space="preserve"> - Unofficial Python client for Zerodha Kite web endpoints: authentication, session management, and order and market-data calls; adopted across the Indian retail algorithmic-trading community.</w:t>
       </w:r>
     </w:p>
     <w:p>
